--- a/flow/20230927_hours/drafts/2024-01-g/16.01.docx
+++ b/flow/20230927_hours/drafts/2024-01-g/16.01.docx
@@ -4446,25 +4446,7 @@
           <w:sz w:val="24"/>
           <w:highlight w:val="white"/>
         </w:rPr>
-        <w:t xml:space="preserve">Риму не покинувши до нас прийшов ти через чесні окови твої,* які носив ти, </w:t>
-      </w:r>
-      <w:r>
-        <w:rPr>
-          <w:rFonts w:ascii="Times New Roman" w:hAnsi="Times New Roman"/>
-          <w:color w:val="000000"/>
-          <w:sz w:val="24"/>
-          <w:highlight w:val="white"/>
-        </w:rPr>
-        <w:t>первопрестольний</w:t>
-      </w:r>
-      <w:r>
-        <w:rPr>
-          <w:rFonts w:ascii="Times New Roman" w:hAnsi="Times New Roman"/>
-          <w:color w:val="000000"/>
-          <w:sz w:val="24"/>
-          <w:highlight w:val="white"/>
-        </w:rPr>
-        <w:t xml:space="preserve"> серед апостолів,* і які з вірою почитаючи, молимось:* молитвами твоїми до Бога даруй нам велику милість.</w:t>
+        <w:t>Риму не покинувши до нас прийшов ти через чесні окови твої,* які носив ти, первопрестольний серед апостолів,* і які з вірою почитаючи, молимось:* молитвами твоїми до Бога даруй нам велику милість.</w:t>
       </w:r>
     </w:p>
     <w:p>
@@ -4893,43 +4875,7 @@
           <w:sz w:val="24"/>
           <w:highlight w:val="white"/>
         </w:rPr>
-        <w:t xml:space="preserve">Камінь Христос прославляє світло камінь віри,* </w:t>
-      </w:r>
-      <w:r>
-        <w:rPr>
-          <w:rFonts w:ascii="Times New Roman" w:hAnsi="Times New Roman"/>
-          <w:color w:val="000000"/>
-          <w:sz w:val="24"/>
-          <w:highlight w:val="white"/>
-        </w:rPr>
-        <w:t>перворядного</w:t>
-      </w:r>
-      <w:r>
-        <w:rPr>
-          <w:rFonts w:ascii="Times New Roman" w:hAnsi="Times New Roman"/>
-          <w:color w:val="000000"/>
-          <w:sz w:val="24"/>
-          <w:highlight w:val="white"/>
-        </w:rPr>
-        <w:t xml:space="preserve"> з учеників, бо скликує всіх святкувати,* Петре, чуда твоїх чесних </w:t>
-      </w:r>
-      <w:r>
-        <w:rPr>
-          <w:rFonts w:ascii="Times New Roman" w:hAnsi="Times New Roman"/>
-          <w:color w:val="000000"/>
-          <w:sz w:val="24"/>
-          <w:highlight w:val="white"/>
-        </w:rPr>
-        <w:t>оков</w:t>
-      </w:r>
-      <w:r>
-        <w:rPr>
-          <w:rFonts w:ascii="Times New Roman" w:hAnsi="Times New Roman"/>
-          <w:color w:val="000000"/>
-          <w:sz w:val="24"/>
-          <w:highlight w:val="white"/>
-        </w:rPr>
-        <w:t>* і подає прощення гріхів.</w:t>
+        <w:t>Камінь Христос прославляє світло камінь віри,* перворядного з учеників, бо скликує всіх святкувати,* Петре, чуда твоїх чесних оков* і подає прощення гріхів.</w:t>
       </w:r>
     </w:p>
     <w:p>
@@ -10089,7 +10035,491 @@
           <w:sz w:val="24"/>
           <w:highlight w:val="white"/>
         </w:rPr>
-        <w:t xml:space="preserve">Риму не покинувши до нас прийшов ти через чесні окови твої,* які носив ти, </w:t>
+        <w:t>Риму не покинувши до нас прийшов ти через чесні окови твої,* які носив ти, первопрестольний серед апостолів,* і які з вірою почитаючи, молимось:* молитвами твоїми до Бога даруй нам велику милість.</w:t>
+      </w:r>
+    </w:p>
+    <w:p>
+      <w:pPr>
+        <w:spacing w:line="240" w:lineRule="auto"/>
+        <w:rPr>
+          <w:rFonts w:ascii="Times New Roman" w:hAnsi="Times New Roman"/>
+          <w:b/>
+          <w:sz w:val="24"/>
+        </w:rPr>
+      </w:pPr>
+      <w:r>
+        <w:rPr>
+          <w:rFonts w:ascii="Times New Roman" w:hAnsi="Times New Roman"/>
+          <w:sz w:val="24"/>
+        </w:rPr>
+        <w:t xml:space="preserve">І нині, і повсякчас, і на віки </w:t>
+      </w:r>
+      <w:r>
+        <w:rPr>
+          <w:rFonts w:ascii="Times New Roman" w:hAnsi="Times New Roman"/>
+          <w:sz w:val="24"/>
+        </w:rPr>
+        <w:t>віків.</w:t>
+      </w:r>
+      <w:r>
+        <w:rPr>
+          <w:rFonts w:ascii="Times New Roman" w:hAnsi="Times New Roman"/>
+          <w:sz w:val="24"/>
+        </w:rPr>
+        <w:t xml:space="preserve"> Амінь.</w:t>
+      </w:r>
+      <w:r>
+        <w:rPr>
+          <w:rFonts w:ascii="Times New Roman" w:hAnsi="Times New Roman"/>
+          <w:b/>
+          <w:sz w:val="24"/>
+        </w:rPr>
+        <w:t xml:space="preserve"> </w:t>
+      </w:r>
+    </w:p>
+    <w:p>
+      <w:pPr>
+        <w:spacing w:line="240" w:lineRule="auto"/>
+        <w:rPr>
+          <w:rFonts w:ascii="Times New Roman" w:hAnsi="Times New Roman"/>
+          <w:sz w:val="24"/>
+        </w:rPr>
+      </w:pPr>
+      <w:r>
+        <w:rPr>
+          <w:rFonts w:ascii="Times New Roman" w:hAnsi="Times New Roman"/>
+          <w:sz w:val="24"/>
+        </w:rPr>
+        <w:t xml:space="preserve">Ти, Милосердний, що задля нас народився з Діви,* витерпів розп'яття і смертю смерть подолав,* і, як Бог, </w:t>
+      </w:r>
+      <w:proofErr w:type="spellStart"/>
+      <w:r>
+        <w:rPr>
+          <w:rFonts w:ascii="Times New Roman" w:hAnsi="Times New Roman"/>
+          <w:sz w:val="24"/>
+        </w:rPr>
+        <w:t>появив</w:t>
+      </w:r>
+      <w:proofErr w:type="spellEnd"/>
+      <w:r>
+        <w:rPr>
+          <w:rFonts w:ascii="Times New Roman" w:hAnsi="Times New Roman"/>
+          <w:sz w:val="24"/>
+        </w:rPr>
+        <w:t xml:space="preserve"> воскресіння,* не погорди тими, що їх ти створив рукою своєю.* Покажи, Милостивий, своє чоловіколюбство,* прийми Богородицю, що тебе породила і молиться за нас,* і спаси, Спасе наш, людей зневірених.</w:t>
+      </w:r>
+    </w:p>
+    <w:p>
+      <w:pPr>
+        <w:spacing w:line="240" w:lineRule="auto"/>
+        <w:jc w:val="center"/>
+        <w:rPr>
+          <w:rFonts w:ascii="Times New Roman" w:hAnsi="Times New Roman"/>
+          <w:i/>
+          <w:color w:val="FF0000"/>
+          <w:sz w:val="24"/>
+        </w:rPr>
+      </w:pPr>
+      <w:r>
+        <w:rPr>
+          <w:rFonts w:ascii="Times New Roman" w:hAnsi="Times New Roman"/>
+          <w:i/>
+          <w:color w:val="FF0000"/>
+          <w:sz w:val="24"/>
+        </w:rPr>
+        <w:t>*****</w:t>
+      </w:r>
+    </w:p>
+    <w:p>
+      <w:pPr>
+        <w:spacing w:line="240" w:lineRule="auto"/>
+        <w:rPr>
+          <w:rFonts w:ascii="Times New Roman" w:hAnsi="Times New Roman"/>
+          <w:sz w:val="24"/>
+        </w:rPr>
+      </w:pPr>
+      <w:r>
+        <w:rPr>
+          <w:rFonts w:ascii="Times New Roman" w:hAnsi="Times New Roman"/>
+          <w:sz w:val="24"/>
+        </w:rPr>
+        <w:t xml:space="preserve">Не </w:t>
+      </w:r>
+      <w:proofErr w:type="spellStart"/>
+      <w:r>
+        <w:rPr>
+          <w:rFonts w:ascii="Times New Roman" w:hAnsi="Times New Roman"/>
+          <w:sz w:val="24"/>
+        </w:rPr>
+        <w:t>залиши</w:t>
+      </w:r>
+      <w:proofErr w:type="spellEnd"/>
+      <w:r>
+        <w:rPr>
+          <w:rFonts w:ascii="Times New Roman" w:hAnsi="Times New Roman"/>
+          <w:sz w:val="24"/>
+        </w:rPr>
+        <w:t xml:space="preserve"> нас до кінця, ради </w:t>
+      </w:r>
+      <w:proofErr w:type="spellStart"/>
+      <w:r>
+        <w:rPr>
+          <w:rFonts w:ascii="Times New Roman" w:hAnsi="Times New Roman"/>
+          <w:sz w:val="24"/>
+        </w:rPr>
+        <w:t>імени</w:t>
+      </w:r>
+      <w:proofErr w:type="spellEnd"/>
+      <w:r>
+        <w:rPr>
+          <w:rFonts w:ascii="Times New Roman" w:hAnsi="Times New Roman"/>
+          <w:sz w:val="24"/>
+        </w:rPr>
+        <w:t xml:space="preserve"> твого святого,* не зруйнуй заповіту твого* й не віддаляй милости твоєї від нас задля улюбленого тобою Авраама,* і задля </w:t>
+      </w:r>
+      <w:proofErr w:type="spellStart"/>
+      <w:r>
+        <w:rPr>
+          <w:rFonts w:ascii="Times New Roman" w:hAnsi="Times New Roman"/>
+          <w:sz w:val="24"/>
+        </w:rPr>
+        <w:t>Ісаака</w:t>
+      </w:r>
+      <w:proofErr w:type="spellEnd"/>
+      <w:r>
+        <w:rPr>
+          <w:rFonts w:ascii="Times New Roman" w:hAnsi="Times New Roman"/>
+          <w:sz w:val="24"/>
+        </w:rPr>
+        <w:t xml:space="preserve">, раба твого,* та </w:t>
+      </w:r>
+      <w:proofErr w:type="spellStart"/>
+      <w:r>
+        <w:rPr>
+          <w:rFonts w:ascii="Times New Roman" w:hAnsi="Times New Roman"/>
+          <w:sz w:val="24"/>
+        </w:rPr>
+        <w:t>Ізраїля</w:t>
+      </w:r>
+      <w:proofErr w:type="spellEnd"/>
+      <w:r>
+        <w:rPr>
+          <w:rFonts w:ascii="Times New Roman" w:hAnsi="Times New Roman"/>
+          <w:sz w:val="24"/>
+        </w:rPr>
+        <w:t xml:space="preserve"> святого твого. </w:t>
+      </w:r>
+      <w:r>
+        <w:rPr>
+          <w:rFonts w:ascii="Times New Roman" w:hAnsi="Times New Roman"/>
+          <w:i/>
+          <w:color w:val="FF0000"/>
+          <w:sz w:val="24"/>
+        </w:rPr>
+        <w:t>(Дан. 3:34-35)</w:t>
+      </w:r>
+    </w:p>
+    <w:p>
+      <w:pPr>
+        <w:spacing w:line="240" w:lineRule="auto"/>
+        <w:jc w:val="center"/>
+        <w:rPr>
+          <w:rFonts w:ascii="Times New Roman" w:hAnsi="Times New Roman"/>
+          <w:i/>
+          <w:color w:val="FF0000"/>
+          <w:sz w:val="24"/>
+        </w:rPr>
+      </w:pPr>
+      <w:r>
+        <w:rPr>
+          <w:rFonts w:ascii="Times New Roman" w:hAnsi="Times New Roman"/>
+          <w:i/>
+          <w:color w:val="FF0000"/>
+          <w:sz w:val="24"/>
+        </w:rPr>
+        <w:t>*****</w:t>
+      </w:r>
+    </w:p>
+    <w:p>
+      <w:pPr>
+        <w:spacing w:line="240" w:lineRule="auto"/>
+        <w:rPr>
+          <w:rFonts w:ascii="Times New Roman" w:hAnsi="Times New Roman"/>
+          <w:sz w:val="24"/>
+        </w:rPr>
+      </w:pPr>
+      <w:r>
+        <w:rPr>
+          <w:rFonts w:ascii="Times New Roman" w:hAnsi="Times New Roman"/>
+          <w:sz w:val="24"/>
+        </w:rPr>
+        <w:t xml:space="preserve">Святий Боже, святий Кріпкий, святий Безсмертний, помилуй нас </w:t>
+      </w:r>
+      <w:r>
+        <w:rPr>
+          <w:rFonts w:ascii="Times New Roman" w:hAnsi="Times New Roman"/>
+          <w:i/>
+          <w:color w:val="FF0000"/>
+          <w:sz w:val="24"/>
+        </w:rPr>
+        <w:t>(3 р.)</w:t>
+      </w:r>
+      <w:r>
+        <w:rPr>
+          <w:rFonts w:ascii="Times New Roman" w:hAnsi="Times New Roman"/>
+          <w:sz w:val="24"/>
+        </w:rPr>
+        <w:t>.</w:t>
+      </w:r>
+    </w:p>
+    <w:p>
+      <w:pPr>
+        <w:spacing w:line="240" w:lineRule="auto"/>
+        <w:rPr>
+          <w:rFonts w:ascii="Times New Roman" w:hAnsi="Times New Roman"/>
+          <w:sz w:val="24"/>
+        </w:rPr>
+      </w:pPr>
+      <w:r>
+        <w:rPr>
+          <w:rFonts w:ascii="Times New Roman" w:hAnsi="Times New Roman"/>
+          <w:sz w:val="24"/>
+        </w:rPr>
+        <w:t xml:space="preserve">Слава Отцю, і Сину, і Святому Духові,* і нині, і повсякчас, і на віки </w:t>
+      </w:r>
+      <w:r>
+        <w:rPr>
+          <w:rFonts w:ascii="Times New Roman" w:hAnsi="Times New Roman"/>
+          <w:sz w:val="24"/>
+        </w:rPr>
+        <w:t>віків.</w:t>
+      </w:r>
+      <w:r>
+        <w:rPr>
+          <w:rFonts w:ascii="Times New Roman" w:hAnsi="Times New Roman"/>
+          <w:sz w:val="24"/>
+        </w:rPr>
+        <w:t xml:space="preserve"> Амінь.</w:t>
+      </w:r>
+    </w:p>
+    <w:p>
+      <w:pPr>
+        <w:spacing w:line="240" w:lineRule="auto"/>
+        <w:rPr>
+          <w:rFonts w:ascii="Times New Roman" w:hAnsi="Times New Roman"/>
+          <w:sz w:val="24"/>
+        </w:rPr>
+      </w:pPr>
+      <w:r>
+        <w:rPr>
+          <w:rFonts w:ascii="Times New Roman" w:hAnsi="Times New Roman"/>
+          <w:sz w:val="24"/>
+        </w:rPr>
+        <w:t xml:space="preserve">Пресвята </w:t>
+      </w:r>
+      <w:proofErr w:type="spellStart"/>
+      <w:r>
+        <w:rPr>
+          <w:rFonts w:ascii="Times New Roman" w:hAnsi="Times New Roman"/>
+          <w:sz w:val="24"/>
+        </w:rPr>
+        <w:t>Тройце</w:t>
+      </w:r>
+      <w:proofErr w:type="spellEnd"/>
+      <w:r>
+        <w:rPr>
+          <w:rFonts w:ascii="Times New Roman" w:hAnsi="Times New Roman"/>
+          <w:sz w:val="24"/>
+        </w:rPr>
+        <w:t xml:space="preserve">, помилуй нас;* Господи, очисти гріхи наші;* Владико, прости беззаконня наші;* Святий, завітай і зціли </w:t>
+      </w:r>
+      <w:proofErr w:type="spellStart"/>
+      <w:r>
+        <w:rPr>
+          <w:rFonts w:ascii="Times New Roman" w:hAnsi="Times New Roman"/>
+          <w:sz w:val="24"/>
+        </w:rPr>
+        <w:t>немочі</w:t>
+      </w:r>
+      <w:proofErr w:type="spellEnd"/>
+      <w:r>
+        <w:rPr>
+          <w:rFonts w:ascii="Times New Roman" w:hAnsi="Times New Roman"/>
+          <w:sz w:val="24"/>
+        </w:rPr>
+        <w:t xml:space="preserve"> наші </w:t>
+      </w:r>
+      <w:proofErr w:type="spellStart"/>
+      <w:r>
+        <w:rPr>
+          <w:rFonts w:ascii="Times New Roman" w:hAnsi="Times New Roman"/>
+          <w:sz w:val="24"/>
+        </w:rPr>
+        <w:t>імени</w:t>
+      </w:r>
+      <w:proofErr w:type="spellEnd"/>
+      <w:r>
+        <w:rPr>
+          <w:rFonts w:ascii="Times New Roman" w:hAnsi="Times New Roman"/>
+          <w:sz w:val="24"/>
+        </w:rPr>
+        <w:t xml:space="preserve"> твого ради.</w:t>
+      </w:r>
+    </w:p>
+    <w:p>
+      <w:pPr>
+        <w:spacing w:line="240" w:lineRule="auto"/>
+        <w:rPr>
+          <w:rFonts w:ascii="Times New Roman" w:hAnsi="Times New Roman"/>
+          <w:sz w:val="24"/>
+        </w:rPr>
+      </w:pPr>
+      <w:r>
+        <w:rPr>
+          <w:rFonts w:ascii="Times New Roman" w:hAnsi="Times New Roman"/>
+          <w:sz w:val="24"/>
+        </w:rPr>
+        <w:t xml:space="preserve">Господи, помилуй </w:t>
+      </w:r>
+      <w:r>
+        <w:rPr>
+          <w:rFonts w:ascii="Times New Roman" w:hAnsi="Times New Roman"/>
+          <w:i/>
+          <w:color w:val="FF0000"/>
+          <w:sz w:val="24"/>
+        </w:rPr>
+        <w:t>(3 р.)</w:t>
+      </w:r>
+      <w:r>
+        <w:rPr>
+          <w:rFonts w:ascii="Times New Roman" w:hAnsi="Times New Roman"/>
+          <w:sz w:val="24"/>
+        </w:rPr>
+        <w:t>.</w:t>
+      </w:r>
+    </w:p>
+    <w:p>
+      <w:pPr>
+        <w:spacing w:line="240" w:lineRule="auto"/>
+        <w:rPr>
+          <w:rFonts w:ascii="Times New Roman" w:hAnsi="Times New Roman"/>
+          <w:sz w:val="24"/>
+        </w:rPr>
+      </w:pPr>
+      <w:r>
+        <w:rPr>
+          <w:rFonts w:ascii="Times New Roman" w:hAnsi="Times New Roman"/>
+          <w:sz w:val="24"/>
+        </w:rPr>
+        <w:t xml:space="preserve">Слава Отцю, і Сину, і Святому Духові,* і нині, і повсякчас, і на віки </w:t>
+      </w:r>
+      <w:r>
+        <w:rPr>
+          <w:rFonts w:ascii="Times New Roman" w:hAnsi="Times New Roman"/>
+          <w:sz w:val="24"/>
+        </w:rPr>
+        <w:t>віків.</w:t>
+      </w:r>
+      <w:r>
+        <w:rPr>
+          <w:rFonts w:ascii="Times New Roman" w:hAnsi="Times New Roman"/>
+          <w:sz w:val="24"/>
+        </w:rPr>
+        <w:t xml:space="preserve"> Амінь.</w:t>
+      </w:r>
+    </w:p>
+    <w:p>
+      <w:pPr>
+        <w:spacing w:line="240" w:lineRule="auto"/>
+        <w:rPr>
+          <w:rFonts w:ascii="Times New Roman" w:hAnsi="Times New Roman"/>
+          <w:sz w:val="24"/>
+        </w:rPr>
+      </w:pPr>
+      <w:r>
+        <w:rPr>
+          <w:rFonts w:ascii="Times New Roman" w:hAnsi="Times New Roman"/>
+          <w:sz w:val="24"/>
+        </w:rPr>
+        <w:t>Отче наш, що єси на небесах,* нехай святиться ім’я твоє,* нехай прийде царство твоє,* нехай буде воля твоя, як на небі, так і на землі.* Хліб наш насущний дай нам сьогодні,* і прости нам провини наші,* як і ми прощаємо винуватцям нашим,* і не введи нас у спокусу,* але визволи нас від лукавого.</w:t>
+      </w:r>
+    </w:p>
+    <w:p>
+      <w:pPr>
+        <w:spacing w:line="240" w:lineRule="auto"/>
+        <w:rPr>
+          <w:rFonts w:ascii="Times New Roman" w:hAnsi="Times New Roman"/>
+          <w:sz w:val="24"/>
+        </w:rPr>
+      </w:pPr>
+      <w:r>
+        <w:rPr>
+          <w:rFonts w:ascii="Times New Roman" w:hAnsi="Times New Roman"/>
+          <w:i/>
+          <w:color w:val="FF0000"/>
+          <w:sz w:val="24"/>
+        </w:rPr>
+        <w:t xml:space="preserve">Священик: </w:t>
+      </w:r>
+      <w:r>
+        <w:rPr>
+          <w:rFonts w:ascii="Times New Roman" w:hAnsi="Times New Roman"/>
+          <w:sz w:val="24"/>
+        </w:rPr>
+        <w:t xml:space="preserve">Бо твоє є царство, і сила, і слава, Отця, і Сина, і Святого Духа, нині і повсякчас, і на віки </w:t>
+      </w:r>
+      <w:r>
+        <w:rPr>
+          <w:rFonts w:ascii="Times New Roman" w:hAnsi="Times New Roman"/>
+          <w:sz w:val="24"/>
+        </w:rPr>
+        <w:t>віків.</w:t>
+      </w:r>
+    </w:p>
+    <w:p>
+      <w:pPr>
+        <w:spacing w:line="240" w:lineRule="auto"/>
+        <w:rPr>
+          <w:rFonts w:ascii="Times New Roman" w:hAnsi="Times New Roman"/>
+          <w:sz w:val="24"/>
+        </w:rPr>
+      </w:pPr>
+      <w:r>
+        <w:rPr>
+          <w:rFonts w:ascii="Times New Roman" w:hAnsi="Times New Roman"/>
+          <w:i/>
+          <w:color w:val="FF0000"/>
+          <w:sz w:val="24"/>
+        </w:rPr>
+        <w:t xml:space="preserve">Вірні: </w:t>
+      </w:r>
+      <w:r>
+        <w:rPr>
+          <w:rFonts w:ascii="Times New Roman" w:hAnsi="Times New Roman"/>
+          <w:sz w:val="24"/>
+        </w:rPr>
+        <w:t>Амінь.</w:t>
+      </w:r>
+    </w:p>
+    <w:p>
+      <w:r>
+        <w:rPr>
+          <w:rFonts w:ascii="Times New Roman" w:hAnsi="Times New Roman"/>
+          <w:i/>
+          <w:color w:val="FF0000"/>
+          <w:sz w:val="24"/>
+          <w:highlight w:val="white"/>
+        </w:rPr>
+        <w:t>Кондак (г. 2):</w:t>
+      </w:r>
+      <w:r>
+        <w:rPr>
+          <w:rFonts w:ascii="Times New Roman" w:hAnsi="Times New Roman"/>
+          <w:color w:val="FF0000"/>
+          <w:sz w:val="24"/>
+          <w:highlight w:val="white"/>
+        </w:rPr>
+        <w:t xml:space="preserve"> </w:t>
       </w:r>
       <w:r>
         <w:rPr>
@@ -10098,545 +10528,7 @@
           <w:sz w:val="24"/>
           <w:highlight w:val="white"/>
         </w:rPr>
-        <w:t>первопрестольний</w:t>
-      </w:r>
-      <w:r>
-        <w:rPr>
-          <w:rFonts w:ascii="Times New Roman" w:hAnsi="Times New Roman"/>
-          <w:color w:val="000000"/>
-          <w:sz w:val="24"/>
-          <w:highlight w:val="white"/>
-        </w:rPr>
-        <w:t xml:space="preserve"> серед апостолів,* і які з вірою почитаючи, молимось:* молитвами твоїми до Бога даруй нам велику милість.</w:t>
-      </w:r>
-    </w:p>
-    <w:p>
-      <w:pPr>
-        <w:spacing w:line="240" w:lineRule="auto"/>
-        <w:rPr>
-          <w:rFonts w:ascii="Times New Roman" w:hAnsi="Times New Roman"/>
-          <w:b/>
-          <w:sz w:val="24"/>
-        </w:rPr>
-      </w:pPr>
-      <w:r>
-        <w:rPr>
-          <w:rFonts w:ascii="Times New Roman" w:hAnsi="Times New Roman"/>
-          <w:sz w:val="24"/>
-        </w:rPr>
-        <w:t xml:space="preserve">І нині, і повсякчас, і на віки </w:t>
-      </w:r>
-      <w:r>
-        <w:rPr>
-          <w:rFonts w:ascii="Times New Roman" w:hAnsi="Times New Roman"/>
-          <w:sz w:val="24"/>
-        </w:rPr>
-        <w:t>віків.</w:t>
-      </w:r>
-      <w:r>
-        <w:rPr>
-          <w:rFonts w:ascii="Times New Roman" w:hAnsi="Times New Roman"/>
-          <w:sz w:val="24"/>
-        </w:rPr>
-        <w:t xml:space="preserve"> Амінь.</w:t>
-      </w:r>
-      <w:r>
-        <w:rPr>
-          <w:rFonts w:ascii="Times New Roman" w:hAnsi="Times New Roman"/>
-          <w:b/>
-          <w:sz w:val="24"/>
-        </w:rPr>
-        <w:t xml:space="preserve"> </w:t>
-      </w:r>
-    </w:p>
-    <w:p>
-      <w:pPr>
-        <w:spacing w:line="240" w:lineRule="auto"/>
-        <w:rPr>
-          <w:rFonts w:ascii="Times New Roman" w:hAnsi="Times New Roman"/>
-          <w:sz w:val="24"/>
-        </w:rPr>
-      </w:pPr>
-      <w:r>
-        <w:rPr>
-          <w:rFonts w:ascii="Times New Roman" w:hAnsi="Times New Roman"/>
-          <w:sz w:val="24"/>
-        </w:rPr>
-        <w:t xml:space="preserve">Ти, Милосердний, що задля нас народився з Діви,* витерпів розп'яття і смертю смерть подолав,* і, як Бог, </w:t>
-      </w:r>
-      <w:proofErr w:type="spellStart"/>
-      <w:r>
-        <w:rPr>
-          <w:rFonts w:ascii="Times New Roman" w:hAnsi="Times New Roman"/>
-          <w:sz w:val="24"/>
-        </w:rPr>
-        <w:t>появив</w:t>
-      </w:r>
-      <w:proofErr w:type="spellEnd"/>
-      <w:r>
-        <w:rPr>
-          <w:rFonts w:ascii="Times New Roman" w:hAnsi="Times New Roman"/>
-          <w:sz w:val="24"/>
-        </w:rPr>
-        <w:t xml:space="preserve"> воскресіння,* не погорди тими, що їх ти створив рукою своєю.* Покажи, Милостивий, своє чоловіколюбство,* прийми Богородицю, що тебе породила і молиться за нас,* і спаси, Спасе наш, людей зневірених.</w:t>
-      </w:r>
-    </w:p>
-    <w:p>
-      <w:pPr>
-        <w:spacing w:line="240" w:lineRule="auto"/>
-        <w:jc w:val="center"/>
-        <w:rPr>
-          <w:rFonts w:ascii="Times New Roman" w:hAnsi="Times New Roman"/>
-          <w:i/>
-          <w:color w:val="FF0000"/>
-          <w:sz w:val="24"/>
-        </w:rPr>
-      </w:pPr>
-      <w:r>
-        <w:rPr>
-          <w:rFonts w:ascii="Times New Roman" w:hAnsi="Times New Roman"/>
-          <w:i/>
-          <w:color w:val="FF0000"/>
-          <w:sz w:val="24"/>
-        </w:rPr>
-        <w:t>*****</w:t>
-      </w:r>
-    </w:p>
-    <w:p>
-      <w:pPr>
-        <w:spacing w:line="240" w:lineRule="auto"/>
-        <w:rPr>
-          <w:rFonts w:ascii="Times New Roman" w:hAnsi="Times New Roman"/>
-          <w:sz w:val="24"/>
-        </w:rPr>
-      </w:pPr>
-      <w:r>
-        <w:rPr>
-          <w:rFonts w:ascii="Times New Roman" w:hAnsi="Times New Roman"/>
-          <w:sz w:val="24"/>
-        </w:rPr>
-        <w:t xml:space="preserve">Не </w:t>
-      </w:r>
-      <w:proofErr w:type="spellStart"/>
-      <w:r>
-        <w:rPr>
-          <w:rFonts w:ascii="Times New Roman" w:hAnsi="Times New Roman"/>
-          <w:sz w:val="24"/>
-        </w:rPr>
-        <w:t>залиши</w:t>
-      </w:r>
-      <w:proofErr w:type="spellEnd"/>
-      <w:r>
-        <w:rPr>
-          <w:rFonts w:ascii="Times New Roman" w:hAnsi="Times New Roman"/>
-          <w:sz w:val="24"/>
-        </w:rPr>
-        <w:t xml:space="preserve"> нас до кінця, ради </w:t>
-      </w:r>
-      <w:proofErr w:type="spellStart"/>
-      <w:r>
-        <w:rPr>
-          <w:rFonts w:ascii="Times New Roman" w:hAnsi="Times New Roman"/>
-          <w:sz w:val="24"/>
-        </w:rPr>
-        <w:t>імени</w:t>
-      </w:r>
-      <w:proofErr w:type="spellEnd"/>
-      <w:r>
-        <w:rPr>
-          <w:rFonts w:ascii="Times New Roman" w:hAnsi="Times New Roman"/>
-          <w:sz w:val="24"/>
-        </w:rPr>
-        <w:t xml:space="preserve"> твого святого,* не зруйнуй заповіту твого* й не віддаляй милости твоєї від нас задля улюбленого тобою Авраама,* і задля </w:t>
-      </w:r>
-      <w:proofErr w:type="spellStart"/>
-      <w:r>
-        <w:rPr>
-          <w:rFonts w:ascii="Times New Roman" w:hAnsi="Times New Roman"/>
-          <w:sz w:val="24"/>
-        </w:rPr>
-        <w:t>Ісаака</w:t>
-      </w:r>
-      <w:proofErr w:type="spellEnd"/>
-      <w:r>
-        <w:rPr>
-          <w:rFonts w:ascii="Times New Roman" w:hAnsi="Times New Roman"/>
-          <w:sz w:val="24"/>
-        </w:rPr>
-        <w:t xml:space="preserve">, раба твого,* та </w:t>
-      </w:r>
-      <w:proofErr w:type="spellStart"/>
-      <w:r>
-        <w:rPr>
-          <w:rFonts w:ascii="Times New Roman" w:hAnsi="Times New Roman"/>
-          <w:sz w:val="24"/>
-        </w:rPr>
-        <w:t>Ізраїля</w:t>
-      </w:r>
-      <w:proofErr w:type="spellEnd"/>
-      <w:r>
-        <w:rPr>
-          <w:rFonts w:ascii="Times New Roman" w:hAnsi="Times New Roman"/>
-          <w:sz w:val="24"/>
-        </w:rPr>
-        <w:t xml:space="preserve"> святого твого. </w:t>
-      </w:r>
-      <w:r>
-        <w:rPr>
-          <w:rFonts w:ascii="Times New Roman" w:hAnsi="Times New Roman"/>
-          <w:i/>
-          <w:color w:val="FF0000"/>
-          <w:sz w:val="24"/>
-        </w:rPr>
-        <w:t>(Дан. 3:34-35)</w:t>
-      </w:r>
-    </w:p>
-    <w:p>
-      <w:pPr>
-        <w:spacing w:line="240" w:lineRule="auto"/>
-        <w:jc w:val="center"/>
-        <w:rPr>
-          <w:rFonts w:ascii="Times New Roman" w:hAnsi="Times New Roman"/>
-          <w:i/>
-          <w:color w:val="FF0000"/>
-          <w:sz w:val="24"/>
-        </w:rPr>
-      </w:pPr>
-      <w:r>
-        <w:rPr>
-          <w:rFonts w:ascii="Times New Roman" w:hAnsi="Times New Roman"/>
-          <w:i/>
-          <w:color w:val="FF0000"/>
-          <w:sz w:val="24"/>
-        </w:rPr>
-        <w:t>*****</w:t>
-      </w:r>
-    </w:p>
-    <w:p>
-      <w:pPr>
-        <w:spacing w:line="240" w:lineRule="auto"/>
-        <w:rPr>
-          <w:rFonts w:ascii="Times New Roman" w:hAnsi="Times New Roman"/>
-          <w:sz w:val="24"/>
-        </w:rPr>
-      </w:pPr>
-      <w:r>
-        <w:rPr>
-          <w:rFonts w:ascii="Times New Roman" w:hAnsi="Times New Roman"/>
-          <w:sz w:val="24"/>
-        </w:rPr>
-        <w:t xml:space="preserve">Святий Боже, святий Кріпкий, святий Безсмертний, помилуй нас </w:t>
-      </w:r>
-      <w:r>
-        <w:rPr>
-          <w:rFonts w:ascii="Times New Roman" w:hAnsi="Times New Roman"/>
-          <w:i/>
-          <w:color w:val="FF0000"/>
-          <w:sz w:val="24"/>
-        </w:rPr>
-        <w:t>(3 р.)</w:t>
-      </w:r>
-      <w:r>
-        <w:rPr>
-          <w:rFonts w:ascii="Times New Roman" w:hAnsi="Times New Roman"/>
-          <w:sz w:val="24"/>
-        </w:rPr>
-        <w:t>.</w:t>
-      </w:r>
-    </w:p>
-    <w:p>
-      <w:pPr>
-        <w:spacing w:line="240" w:lineRule="auto"/>
-        <w:rPr>
-          <w:rFonts w:ascii="Times New Roman" w:hAnsi="Times New Roman"/>
-          <w:sz w:val="24"/>
-        </w:rPr>
-      </w:pPr>
-      <w:r>
-        <w:rPr>
-          <w:rFonts w:ascii="Times New Roman" w:hAnsi="Times New Roman"/>
-          <w:sz w:val="24"/>
-        </w:rPr>
-        <w:t xml:space="preserve">Слава Отцю, і Сину, і Святому Духові,* і нині, і повсякчас, і на віки </w:t>
-      </w:r>
-      <w:r>
-        <w:rPr>
-          <w:rFonts w:ascii="Times New Roman" w:hAnsi="Times New Roman"/>
-          <w:sz w:val="24"/>
-        </w:rPr>
-        <w:t>віків.</w:t>
-      </w:r>
-      <w:r>
-        <w:rPr>
-          <w:rFonts w:ascii="Times New Roman" w:hAnsi="Times New Roman"/>
-          <w:sz w:val="24"/>
-        </w:rPr>
-        <w:t xml:space="preserve"> Амінь.</w:t>
-      </w:r>
-    </w:p>
-    <w:p>
-      <w:pPr>
-        <w:spacing w:line="240" w:lineRule="auto"/>
-        <w:rPr>
-          <w:rFonts w:ascii="Times New Roman" w:hAnsi="Times New Roman"/>
-          <w:sz w:val="24"/>
-        </w:rPr>
-      </w:pPr>
-      <w:r>
-        <w:rPr>
-          <w:rFonts w:ascii="Times New Roman" w:hAnsi="Times New Roman"/>
-          <w:sz w:val="24"/>
-        </w:rPr>
-        <w:t xml:space="preserve">Пресвята </w:t>
-      </w:r>
-      <w:proofErr w:type="spellStart"/>
-      <w:r>
-        <w:rPr>
-          <w:rFonts w:ascii="Times New Roman" w:hAnsi="Times New Roman"/>
-          <w:sz w:val="24"/>
-        </w:rPr>
-        <w:t>Тройце</w:t>
-      </w:r>
-      <w:proofErr w:type="spellEnd"/>
-      <w:r>
-        <w:rPr>
-          <w:rFonts w:ascii="Times New Roman" w:hAnsi="Times New Roman"/>
-          <w:sz w:val="24"/>
-        </w:rPr>
-        <w:t xml:space="preserve">, помилуй нас;* Господи, очисти гріхи наші;* Владико, прости беззаконня наші;* Святий, завітай і зціли </w:t>
-      </w:r>
-      <w:proofErr w:type="spellStart"/>
-      <w:r>
-        <w:rPr>
-          <w:rFonts w:ascii="Times New Roman" w:hAnsi="Times New Roman"/>
-          <w:sz w:val="24"/>
-        </w:rPr>
-        <w:t>немочі</w:t>
-      </w:r>
-      <w:proofErr w:type="spellEnd"/>
-      <w:r>
-        <w:rPr>
-          <w:rFonts w:ascii="Times New Roman" w:hAnsi="Times New Roman"/>
-          <w:sz w:val="24"/>
-        </w:rPr>
-        <w:t xml:space="preserve"> наші </w:t>
-      </w:r>
-      <w:proofErr w:type="spellStart"/>
-      <w:r>
-        <w:rPr>
-          <w:rFonts w:ascii="Times New Roman" w:hAnsi="Times New Roman"/>
-          <w:sz w:val="24"/>
-        </w:rPr>
-        <w:t>імени</w:t>
-      </w:r>
-      <w:proofErr w:type="spellEnd"/>
-      <w:r>
-        <w:rPr>
-          <w:rFonts w:ascii="Times New Roman" w:hAnsi="Times New Roman"/>
-          <w:sz w:val="24"/>
-        </w:rPr>
-        <w:t xml:space="preserve"> твого ради.</w:t>
-      </w:r>
-    </w:p>
-    <w:p>
-      <w:pPr>
-        <w:spacing w:line="240" w:lineRule="auto"/>
-        <w:rPr>
-          <w:rFonts w:ascii="Times New Roman" w:hAnsi="Times New Roman"/>
-          <w:sz w:val="24"/>
-        </w:rPr>
-      </w:pPr>
-      <w:r>
-        <w:rPr>
-          <w:rFonts w:ascii="Times New Roman" w:hAnsi="Times New Roman"/>
-          <w:sz w:val="24"/>
-        </w:rPr>
-        <w:t xml:space="preserve">Господи, помилуй </w:t>
-      </w:r>
-      <w:r>
-        <w:rPr>
-          <w:rFonts w:ascii="Times New Roman" w:hAnsi="Times New Roman"/>
-          <w:i/>
-          <w:color w:val="FF0000"/>
-          <w:sz w:val="24"/>
-        </w:rPr>
-        <w:t>(3 р.)</w:t>
-      </w:r>
-      <w:r>
-        <w:rPr>
-          <w:rFonts w:ascii="Times New Roman" w:hAnsi="Times New Roman"/>
-          <w:sz w:val="24"/>
-        </w:rPr>
-        <w:t>.</w:t>
-      </w:r>
-    </w:p>
-    <w:p>
-      <w:pPr>
-        <w:spacing w:line="240" w:lineRule="auto"/>
-        <w:rPr>
-          <w:rFonts w:ascii="Times New Roman" w:hAnsi="Times New Roman"/>
-          <w:sz w:val="24"/>
-        </w:rPr>
-      </w:pPr>
-      <w:r>
-        <w:rPr>
-          <w:rFonts w:ascii="Times New Roman" w:hAnsi="Times New Roman"/>
-          <w:sz w:val="24"/>
-        </w:rPr>
-        <w:t xml:space="preserve">Слава Отцю, і Сину, і Святому Духові,* і нині, і повсякчас, і на віки </w:t>
-      </w:r>
-      <w:r>
-        <w:rPr>
-          <w:rFonts w:ascii="Times New Roman" w:hAnsi="Times New Roman"/>
-          <w:sz w:val="24"/>
-        </w:rPr>
-        <w:t>віків.</w:t>
-      </w:r>
-      <w:r>
-        <w:rPr>
-          <w:rFonts w:ascii="Times New Roman" w:hAnsi="Times New Roman"/>
-          <w:sz w:val="24"/>
-        </w:rPr>
-        <w:t xml:space="preserve"> Амінь.</w:t>
-      </w:r>
-    </w:p>
-    <w:p>
-      <w:pPr>
-        <w:spacing w:line="240" w:lineRule="auto"/>
-        <w:rPr>
-          <w:rFonts w:ascii="Times New Roman" w:hAnsi="Times New Roman"/>
-          <w:sz w:val="24"/>
-        </w:rPr>
-      </w:pPr>
-      <w:r>
-        <w:rPr>
-          <w:rFonts w:ascii="Times New Roman" w:hAnsi="Times New Roman"/>
-          <w:sz w:val="24"/>
-        </w:rPr>
-        <w:t>Отче наш, що єси на небесах,* нехай святиться ім’я твоє,* нехай прийде царство твоє,* нехай буде воля твоя, як на небі, так і на землі.* Хліб наш насущний дай нам сьогодні,* і прости нам провини наші,* як і ми прощаємо винуватцям нашим,* і не введи нас у спокусу,* але визволи нас від лукавого.</w:t>
-      </w:r>
-    </w:p>
-    <w:p>
-      <w:pPr>
-        <w:spacing w:line="240" w:lineRule="auto"/>
-        <w:rPr>
-          <w:rFonts w:ascii="Times New Roman" w:hAnsi="Times New Roman"/>
-          <w:sz w:val="24"/>
-        </w:rPr>
-      </w:pPr>
-      <w:r>
-        <w:rPr>
-          <w:rFonts w:ascii="Times New Roman" w:hAnsi="Times New Roman"/>
-          <w:i/>
-          <w:color w:val="FF0000"/>
-          <w:sz w:val="24"/>
-        </w:rPr>
-        <w:t xml:space="preserve">Священик: </w:t>
-      </w:r>
-      <w:r>
-        <w:rPr>
-          <w:rFonts w:ascii="Times New Roman" w:hAnsi="Times New Roman"/>
-          <w:sz w:val="24"/>
-        </w:rPr>
-        <w:t xml:space="preserve">Бо твоє є царство, і сила, і слава, Отця, і Сина, і Святого Духа, нині і повсякчас, і на віки </w:t>
-      </w:r>
-      <w:r>
-        <w:rPr>
-          <w:rFonts w:ascii="Times New Roman" w:hAnsi="Times New Roman"/>
-          <w:sz w:val="24"/>
-        </w:rPr>
-        <w:t>віків.</w:t>
-      </w:r>
-    </w:p>
-    <w:p>
-      <w:pPr>
-        <w:spacing w:line="240" w:lineRule="auto"/>
-        <w:rPr>
-          <w:rFonts w:ascii="Times New Roman" w:hAnsi="Times New Roman"/>
-          <w:sz w:val="24"/>
-        </w:rPr>
-      </w:pPr>
-      <w:r>
-        <w:rPr>
-          <w:rFonts w:ascii="Times New Roman" w:hAnsi="Times New Roman"/>
-          <w:i/>
-          <w:color w:val="FF0000"/>
-          <w:sz w:val="24"/>
-        </w:rPr>
-        <w:t xml:space="preserve">Вірні: </w:t>
-      </w:r>
-      <w:r>
-        <w:rPr>
-          <w:rFonts w:ascii="Times New Roman" w:hAnsi="Times New Roman"/>
-          <w:sz w:val="24"/>
-        </w:rPr>
-        <w:t>Амінь.</w:t>
-      </w:r>
-    </w:p>
-    <w:p>
-      <w:r>
-        <w:rPr>
-          <w:rFonts w:ascii="Times New Roman" w:hAnsi="Times New Roman"/>
-          <w:i/>
-          <w:color w:val="FF0000"/>
-          <w:sz w:val="24"/>
-          <w:highlight w:val="white"/>
-        </w:rPr>
-        <w:t>Кондак (г. 2):</w:t>
-      </w:r>
-      <w:r>
-        <w:rPr>
-          <w:rFonts w:ascii="Times New Roman" w:hAnsi="Times New Roman"/>
-          <w:color w:val="FF0000"/>
-          <w:sz w:val="24"/>
-          <w:highlight w:val="white"/>
-        </w:rPr>
-        <w:t xml:space="preserve"> </w:t>
-      </w:r>
-      <w:r>
-        <w:rPr>
-          <w:rFonts w:ascii="Times New Roman" w:hAnsi="Times New Roman"/>
-          <w:color w:val="000000"/>
-          <w:sz w:val="24"/>
-          <w:highlight w:val="white"/>
-        </w:rPr>
-        <w:t xml:space="preserve">Камінь Христос прославляє світло камінь віри,* </w:t>
-      </w:r>
-      <w:r>
-        <w:rPr>
-          <w:rFonts w:ascii="Times New Roman" w:hAnsi="Times New Roman"/>
-          <w:color w:val="000000"/>
-          <w:sz w:val="24"/>
-          <w:highlight w:val="white"/>
-        </w:rPr>
-        <w:t>перворядного</w:t>
-      </w:r>
-      <w:r>
-        <w:rPr>
-          <w:rFonts w:ascii="Times New Roman" w:hAnsi="Times New Roman"/>
-          <w:color w:val="000000"/>
-          <w:sz w:val="24"/>
-          <w:highlight w:val="white"/>
-        </w:rPr>
-        <w:t xml:space="preserve"> з учеників, бо скликує всіх святкувати,* Петре, чуда твоїх чесних </w:t>
-      </w:r>
-      <w:r>
-        <w:rPr>
-          <w:rFonts w:ascii="Times New Roman" w:hAnsi="Times New Roman"/>
-          <w:color w:val="000000"/>
-          <w:sz w:val="24"/>
-          <w:highlight w:val="white"/>
-        </w:rPr>
-        <w:t>оков</w:t>
-      </w:r>
-      <w:r>
-        <w:rPr>
-          <w:rFonts w:ascii="Times New Roman" w:hAnsi="Times New Roman"/>
-          <w:color w:val="000000"/>
-          <w:sz w:val="24"/>
-          <w:highlight w:val="white"/>
-        </w:rPr>
-        <w:t>* і подає прощення гріхів.</w:t>
+        <w:t>Камінь Христос прославляє світло камінь віри,* перворядного з учеників, бо скликує всіх святкувати,* Петре, чуда твоїх чесних оков* і подає прощення гріхів.</w:t>
       </w:r>
     </w:p>
     <w:p>
